--- a/word_reports/LP_0113_위치_113_Connie Francis_Sings All .docx
+++ b/word_reports/LP_0113_위치_113_Connie Francis_Sings All .docx
@@ -4,7 +4,7 @@
   <w:body>
     <w:p>
       <w:pPr>
-        <w:spacing w:after="280"/>
+        <w:spacing w:after="80"/>
       </w:pPr>
       <w:r>
         <w:rPr w:rFonts="맑은 고딕">
@@ -13,94 +13,47 @@
           <w:color w:val="1E3A8A"/>
           <w:sz w:val="30"/>
         </w:rPr>
-        <w:t>[113] Connie Francis - Sings All Time International Hits</w:t>
+        <w:t>Connie Francis (코니 프랜시스) - Sings All Time International Hits</w:t>
       </w:r>
     </w:p>
     <w:p>
       <w:pPr>
-        <w:spacing w:after="320"/>
+        <w:spacing w:after="240"/>
       </w:pPr>
       <w:r>
         <w:rPr w:rFonts="맑은 고딕">
           <w:rFonts w:ascii="맑은 고딕" w:hAnsi="맑은 고딕" w:eastAsia="맑은 고딕"/>
           <w:b/>
-          <w:sz w:val="20"/>
+          <w:color w:val="4B5563"/>
+          <w:sz w:val="22"/>
         </w:rPr>
-        <w:t>■ 위치 : 113</w:t>
-        <w:br/>
-      </w:r>
-      <w:r>
-        <w:rPr w:rFonts="맑은 고딕">
-          <w:rFonts w:ascii="맑은 고딕" w:hAnsi="맑은 고딕" w:eastAsia="맑은 고딕"/>
-          <w:b/>
-          <w:sz w:val="20"/>
-        </w:rPr>
-        <w:t>■ 아티스트 : Connie Francis</w:t>
-        <w:br/>
-      </w:r>
-      <w:r>
-        <w:rPr w:rFonts="맑은 고딕">
-          <w:rFonts w:ascii="맑은 고딕" w:hAnsi="맑은 고딕" w:eastAsia="맑은 고딕"/>
-          <w:b/>
-          <w:sz w:val="20"/>
-        </w:rPr>
-        <w:t>■ 앨범명 : Sings All Time International Hits</w:t>
-        <w:br/>
-      </w:r>
-      <w:r>
-        <w:rPr w:rFonts="맑은 고딕">
-          <w:rFonts w:ascii="맑은 고딕" w:hAnsi="맑은 고딕" w:eastAsia="맑은 고딕"/>
-          <w:b w:val="0"/>
-          <w:sz w:val="20"/>
-        </w:rPr>
-        <w:t>■ 음반 레이블 : MGM Records</w:t>
-        <w:br/>
-      </w:r>
-      <w:r>
-        <w:rPr w:rFonts="맑은 고딕">
-          <w:rFonts w:ascii="맑은 고딕" w:hAnsi="맑은 고딕" w:eastAsia="맑은 고딕"/>
-          <w:b w:val="0"/>
-          <w:sz w:val="20"/>
-        </w:rPr>
-        <w:t>■ 발매년도 : 1965</w:t>
-        <w:br/>
-      </w:r>
-      <w:r>
-        <w:rPr w:rFonts="맑은 고딕">
-          <w:rFonts w:ascii="맑은 고딕" w:hAnsi="맑은 고딕" w:eastAsia="맑은 고딕"/>
-          <w:b w:val="0"/>
-          <w:sz w:val="20"/>
-        </w:rPr>
-        <w:t>■ 장르 : 트래디셔널 팝 / 스탠다드 보컬 / 월드 뮤직 (Traditional Pop / Standard Vocal)</w:t>
-        <w:br/>
-      </w:r>
-      <w:r>
-        <w:rPr w:rFonts="맑은 고딕">
-          <w:rFonts w:ascii="맑은 고딕" w:hAnsi="맑은 고딕" w:eastAsia="맑은 고딕"/>
-          <w:b w:val="0"/>
-          <w:sz w:val="20"/>
-        </w:rPr>
-        <w:t>■ 주요 수록곡 : - Malagueña</w:t>
-        <w:br/>
+        <w:t>위치 :  113</w:t>
       </w:r>
     </w:p>
     <w:p>
       <w:pPr>
-        <w:spacing w:after="160"/>
+        <w:spacing w:line="324" w:lineRule="auto" w:before="80" w:after="160"/>
       </w:pPr>
       <w:r>
         <w:rPr w:rFonts="맑은 고딕">
           <w:rFonts w:ascii="맑은 고딕" w:hAnsi="맑은 고딕" w:eastAsia="맑은 고딕"/>
           <w:b/>
           <w:color w:val="1F2937"/>
-          <w:sz w:val="24"/>
+          <w:sz w:val="22"/>
         </w:rPr>
-        <w:t>■ 음반 해설 및 감상 가이드</w:t>
+        <w:t xml:space="preserve">[음반 소개] </w:t>
+      </w:r>
+      <w:r>
+        <w:rPr w:rFonts="맑은 고딕">
+          <w:rFonts w:ascii="맑은 고딕" w:hAnsi="맑은 고딕" w:eastAsia="맑은 고딕"/>
+          <w:b w:val="0"/>
+          <w:sz w:val="21"/>
+        </w:rPr>
       </w:r>
     </w:p>
     <w:p>
       <w:pPr>
-        <w:spacing w:line="312" w:lineRule="auto" w:after="120"/>
+        <w:spacing w:line="324" w:lineRule="auto" w:after="120"/>
       </w:pPr>
       <w:r>
         <w:rPr w:rFonts="맑은 고딕">
@@ -108,51 +61,516 @@
           <w:b w:val="0"/>
           <w:sz w:val="21"/>
         </w:rPr>
-        <w:t>1950년대 후반과 1960년대를 풍미한 미국 팝 음악계의 전설적인 디바, 코니 프랜시스(Connie Francis)는 언어와 국경을 뛰어넘어 전 세계인의 사랑을 받은 독보적인 가창자였습니다. 1965년에 발매된 음반 《Sings All Time International Hits》는 그녀가 유러피언 팝과 각국의 고전 명곡들을 특유의 세련된 감성으로 재해석하여 선보인 '인터내셔널 시리즈'의 정점을 보여주는 수작입니다. 당시 미국 가수로서는 이례적으로 다양한 언어의 발음과 타국의 민속적 정서를 완벽히 소화해 내며, 글로벌 팝 스타로서의 독보적인 위상을 입증한 명반입니다.</w:t>
+        <w:t>코니 프랜시스가 전 세계를 향해 띄운 이 음악적 연서는 언어와 국경의 장벽을 허물고 인류 공통의 정서인 '낭만'을 노래한 기념비적인 걸작입니다. 1960년대 글로벌 팝 음악의 황금기를 이끌었던 그녀는 이탈리아, 프랑스, 스페인 등 세계 각국의 유려한 선율을 특유의 극적이고 서정적인 벨칸토 창법으로 완벽하게 체화해 냈습니다. 오케스트라의 풍성한 울림 속에서 피어나는 그녀의 음색은 시대를 뛰어넘어 황홀한 노스탤지어를 선사합니다. 바이닐의 소리골을 타고 흐르는 이 음반은 반세기가 지난 오늘날에도 변치 않는 우아함과 깊은 감동으로 애호가들의 마음을 매혹합니다.</w:t>
       </w:r>
     </w:p>
     <w:p>
       <w:pPr>
-        <w:spacing w:line="312" w:lineRule="auto" w:after="120"/>
+        <w:spacing w:line="324" w:lineRule="auto" w:before="200" w:after="80"/>
       </w:pPr>
+      <w:r>
+        <w:rPr w:rFonts="맑은 고딕">
+          <w:rFonts w:ascii="맑은 고딕" w:hAnsi="맑은 고딕" w:eastAsia="맑은 고딕"/>
+          <w:b/>
+          <w:color w:val="1E3A8A"/>
+          <w:sz w:val="24"/>
+        </w:rPr>
+        <w:t>1. 음반 데이터</w:t>
+      </w:r>
+    </w:p>
+    <w:p>
+      <w:pPr>
+        <w:spacing w:line="324" w:lineRule="auto" w:after="80"/>
+      </w:pPr>
+      <w:r>
+        <w:rPr w:rFonts="맑은 고딕">
+          <w:rFonts w:ascii="맑은 고딕" w:hAnsi="맑은 고딕" w:eastAsia="맑은 고딕"/>
+          <w:b w:val="0"/>
+          <w:color w:val="6B7280"/>
+          <w:sz w:val="21"/>
+        </w:rPr>
+        <w:t xml:space="preserve">· </w:t>
+      </w:r>
+      <w:r>
+        <w:rPr w:rFonts="맑은 고딕">
+          <w:rFonts w:ascii="맑은 고딕" w:hAnsi="맑은 고딕" w:eastAsia="맑은 고딕"/>
+          <w:b/>
+          <w:color w:val="1F2937"/>
+          <w:sz w:val="21"/>
+        </w:rPr>
+        <w:t xml:space="preserve">앨범명: </w:t>
+      </w:r>
       <w:r>
         <w:rPr w:rFonts="맑은 고딕">
           <w:rFonts w:ascii="맑은 고딕" w:hAnsi="맑은 고딕" w:eastAsia="맑은 고딕"/>
           <w:b w:val="0"/>
           <w:sz w:val="21"/>
         </w:rPr>
-        <w:t>음반 전반을 관통하는 풍부하고 우아한 오케스트레이션은 웅장하면서도 고전적인 품격을 한층 더 높여줍니다. 코니 프랜시스의 보컬은 특유의 호소력 짙은 비브라토와 명확한 전달력, 그리고 완급 조절이 돋보이는 드라마틱한 표현력을 자랑합니다. 스페인, 이탈리아, 독일 등 세계 각국의 풍류와 감성을 담은 아름다운 멜로디 위에 그녀의 섬세하면서도 힘 있는 음색이 더해져, 들을수록 깊은 감동과 여운을 선사합니다.</w:t>
+        <w:t>Sings All Time International Hits</w:t>
       </w:r>
     </w:p>
     <w:p>
       <w:pPr>
-        <w:spacing w:line="312" w:lineRule="auto" w:after="120"/>
+        <w:spacing w:line="324" w:lineRule="auto" w:after="80"/>
       </w:pPr>
+      <w:r>
+        <w:rPr w:rFonts="맑은 고딕">
+          <w:rFonts w:ascii="맑은 고딕" w:hAnsi="맑은 고딕" w:eastAsia="맑은 고딕"/>
+          <w:b w:val="0"/>
+          <w:color w:val="6B7280"/>
+          <w:sz w:val="21"/>
+        </w:rPr>
+        <w:t xml:space="preserve">· </w:t>
+      </w:r>
+      <w:r>
+        <w:rPr w:rFonts="맑은 고딕">
+          <w:rFonts w:ascii="맑은 고딕" w:hAnsi="맑은 고딕" w:eastAsia="맑은 고딕"/>
+          <w:b/>
+          <w:color w:val="1F2937"/>
+          <w:sz w:val="21"/>
+        </w:rPr>
+        <w:t xml:space="preserve">아티스트: </w:t>
+      </w:r>
       <w:r>
         <w:rPr w:rFonts="맑은 고딕">
           <w:rFonts w:ascii="맑은 고딕" w:hAnsi="맑은 고딕" w:eastAsia="맑은 고딕"/>
           <w:b w:val="0"/>
           <w:sz w:val="21"/>
         </w:rPr>
-        <w:t>대표 수록곡인 'Malagueña'와 'La Paloma'는 스페인 특유의 열정과 서정성을 코니 프랜시스만의 고풍스러운 감수성으로 승화시킨 트랙이며, 'Jealousy'에서는 탱고 리듬의 긴장감 위에 펼쳐지는 극적인 보컬 라인이 단연 돋보입니다. 또한, 이탈리아 팝의 대명사인 'Volare'의 경쾌한 리듬감이나 영화 음악으로도 잘 알려진 'Exodus'의 웅장한 서사는 그녀의 뛰어난 음악적 스펙트럼과 가창의 깊이를 다시금 실감하게 합니다.</w:t>
+        <w:t>Connie Francis (코니 프랜시스)</w:t>
       </w:r>
     </w:p>
     <w:p>
       <w:pPr>
-        <w:spacing w:line="312" w:lineRule="auto" w:after="120"/>
+        <w:spacing w:line="324" w:lineRule="auto" w:after="80"/>
       </w:pPr>
+      <w:r>
+        <w:rPr w:rFonts="맑은 고딕">
+          <w:rFonts w:ascii="맑은 고딕" w:hAnsi="맑은 고딕" w:eastAsia="맑은 고딕"/>
+          <w:b w:val="0"/>
+          <w:color w:val="6B7280"/>
+          <w:sz w:val="21"/>
+        </w:rPr>
+        <w:t xml:space="preserve">· </w:t>
+      </w:r>
+      <w:r>
+        <w:rPr w:rFonts="맑은 고딕">
+          <w:rFonts w:ascii="맑은 고딕" w:hAnsi="맑은 고딕" w:eastAsia="맑은 고딕"/>
+          <w:b/>
+          <w:color w:val="1F2937"/>
+          <w:sz w:val="21"/>
+        </w:rPr>
+        <w:t xml:space="preserve">발매 정보: </w:t>
+      </w:r>
       <w:r>
         <w:rPr w:rFonts="맑은 고딕">
           <w:rFonts w:ascii="맑은 고딕" w:hAnsi="맑은 고딕" w:eastAsia="맑은 고딕"/>
           <w:b w:val="0"/>
           <w:sz w:val="21"/>
         </w:rPr>
-        <w:t>아날로그 LP를 통해 흐르는 본 음반은 1960년대 팝 황금기의 아늑하고 미학적인 사운드스케이프를 선명하게 재현해 줍니다. 단순한 시대적 히트곡의 모음집을 넘어, 음악이라는 보편적 언어로 세계를 연결했던 위대한 디바의 최고성기를 담아낸 소중한 음향 유산으로, 스탠다드 팝 LP 컬렉션에서 결코 빠뜨릴 수 없는 품격 있는 명반입니다.</w:t>
+        <w:t>1960년대 중반 MGM 레코즈를 통해 발매된 앨범으로, 당대 최고의 글로벌 팝 스타였던 코니 프랜시스가 전 세계 각지의 불멸의 명곡들을 다국어로 해석하여 수록한 기획 명반</w:t>
+      </w:r>
+    </w:p>
+    <w:p>
+      <w:pPr>
+        <w:spacing w:line="324" w:lineRule="auto" w:after="80"/>
+      </w:pPr>
+      <w:r>
+        <w:rPr w:rFonts="맑은 고딕">
+          <w:rFonts w:ascii="맑은 고딕" w:hAnsi="맑은 고딕" w:eastAsia="맑은 고딕"/>
+          <w:b w:val="0"/>
+          <w:color w:val="6B7280"/>
+          <w:sz w:val="21"/>
+        </w:rPr>
+        <w:t xml:space="preserve">· </w:t>
+      </w:r>
+      <w:r>
+        <w:rPr w:rFonts="맑은 고딕">
+          <w:rFonts w:ascii="맑은 고딕" w:hAnsi="맑은 고딕" w:eastAsia="맑은 고딕"/>
+          <w:b/>
+          <w:color w:val="1F2937"/>
+          <w:sz w:val="21"/>
+        </w:rPr>
+        <w:t xml:space="preserve">LP 인기도(판매량): </w:t>
+      </w:r>
+      <w:r>
+        <w:rPr w:rFonts="맑은 고딕">
+          <w:rFonts w:ascii="맑은 고딕" w:hAnsi="맑은 고딕" w:eastAsia="맑은 고딕"/>
+          <w:b w:val="0"/>
+          <w:sz w:val="21"/>
+        </w:rPr>
+        <w:t>미국 빌보드 앨범 차트 진입은 물론 유럽, 남미, 아시아 등 전 세계적으로 수백만 장 이상의 경이적인 판매고를 기록하며 글로벌 팝 역사상 가장 성공적인 다국어 기획 음반 중 하나로 공인됨</w:t>
+      </w:r>
+    </w:p>
+    <w:p>
+      <w:pPr>
+        <w:spacing w:line="324" w:lineRule="auto" w:after="80"/>
+      </w:pPr>
+      <w:r>
+        <w:rPr w:rFonts="맑은 고딕">
+          <w:rFonts w:ascii="맑은 고딕" w:hAnsi="맑은 고딕" w:eastAsia="맑은 고딕"/>
+          <w:b w:val="0"/>
+          <w:color w:val="6B7280"/>
+          <w:sz w:val="21"/>
+        </w:rPr>
+        <w:t xml:space="preserve">· </w:t>
+      </w:r>
+      <w:r>
+        <w:rPr w:rFonts="맑은 고딕">
+          <w:rFonts w:ascii="맑은 고딕" w:hAnsi="맑은 고딕" w:eastAsia="맑은 고딕"/>
+          <w:b/>
+          <w:color w:val="1F2937"/>
+          <w:sz w:val="21"/>
+        </w:rPr>
+        <w:t xml:space="preserve">각종 수상경력: </w:t>
+      </w:r>
+      <w:r>
+        <w:rPr w:rFonts="맑은 고딕">
+          <w:rFonts w:ascii="맑은 고딕" w:hAnsi="맑은 고딕" w:eastAsia="맑은 고딕"/>
+          <w:b w:val="0"/>
+          <w:sz w:val="21"/>
+        </w:rPr>
+        <w:t>영국 NME 어워드 '세계 최우수 여성 가수상(World's Top Female Singer)' 연속 수상, 그래미 어워드 노미네이션, 전 세계 10여 개국 이상의 음반 협회 골드 레코드 수훈</w:t>
+      </w:r>
+    </w:p>
+    <w:p>
+      <w:pPr>
+        <w:spacing w:line="324" w:lineRule="auto" w:before="200" w:after="80"/>
+      </w:pPr>
+      <w:r>
+        <w:rPr w:rFonts="맑은 고딕">
+          <w:rFonts w:ascii="맑은 고딕" w:hAnsi="맑은 고딕" w:eastAsia="맑은 고딕"/>
+          <w:b/>
+          <w:color w:val="1E3A8A"/>
+          <w:sz w:val="24"/>
+        </w:rPr>
+        <w:t>2. 아티스트 정보</w:t>
+      </w:r>
+    </w:p>
+    <w:p>
+      <w:pPr>
+        <w:spacing w:line="324" w:lineRule="auto" w:after="80"/>
+      </w:pPr>
+      <w:r>
+        <w:rPr w:rFonts="맑은 고딕">
+          <w:rFonts w:ascii="맑은 고딕" w:hAnsi="맑은 고딕" w:eastAsia="맑은 고딕"/>
+          <w:b w:val="0"/>
+          <w:color w:val="6B7280"/>
+          <w:sz w:val="21"/>
+        </w:rPr>
+        <w:t xml:space="preserve">· </w:t>
+      </w:r>
+      <w:r>
+        <w:rPr w:rFonts="맑은 고딕">
+          <w:rFonts w:ascii="맑은 고딕" w:hAnsi="맑은 고딕" w:eastAsia="맑은 고딕"/>
+          <w:b/>
+          <w:color w:val="1F2937"/>
+          <w:sz w:val="21"/>
+        </w:rPr>
+        <w:t xml:space="preserve">국적: </w:t>
+      </w:r>
+      <w:r>
+        <w:rPr w:rFonts="맑은 고딕">
+          <w:rFonts w:ascii="맑은 고딕" w:hAnsi="맑은 고딕" w:eastAsia="맑은 고딕"/>
+          <w:b w:val="0"/>
+          <w:sz w:val="21"/>
+        </w:rPr>
+        <w:t>미국 (United States)</w:t>
+      </w:r>
+    </w:p>
+    <w:p>
+      <w:pPr>
+        <w:spacing w:line="324" w:lineRule="auto" w:after="80"/>
+      </w:pPr>
+      <w:r>
+        <w:rPr w:rFonts="맑은 고딕">
+          <w:rFonts w:ascii="맑은 고딕" w:hAnsi="맑은 고딕" w:eastAsia="맑은 고딕"/>
+          <w:b w:val="0"/>
+          <w:color w:val="6B7280"/>
+          <w:sz w:val="21"/>
+        </w:rPr>
+        <w:t xml:space="preserve">· </w:t>
+      </w:r>
+      <w:r>
+        <w:rPr w:rFonts="맑은 고딕">
+          <w:rFonts w:ascii="맑은 고딕" w:hAnsi="맑은 고딕" w:eastAsia="맑은 고딕"/>
+          <w:b/>
+          <w:color w:val="1F2937"/>
+          <w:sz w:val="21"/>
+        </w:rPr>
+        <w:t xml:space="preserve">생몰년도: </w:t>
+      </w:r>
+      <w:r>
+        <w:rPr w:rFonts="맑은 고딕">
+          <w:rFonts w:ascii="맑은 고딕" w:hAnsi="맑은 고딕" w:eastAsia="맑은 고딕"/>
+          <w:b w:val="0"/>
+          <w:sz w:val="21"/>
+        </w:rPr>
+        <w:t>1937년 12월 12일 ~ 현재</w:t>
+      </w:r>
+    </w:p>
+    <w:p>
+      <w:pPr>
+        <w:spacing w:line="324" w:lineRule="auto" w:after="80"/>
+      </w:pPr>
+      <w:r>
+        <w:rPr w:rFonts="맑은 고딕">
+          <w:rFonts w:ascii="맑은 고딕" w:hAnsi="맑은 고딕" w:eastAsia="맑은 고딕"/>
+          <w:b w:val="0"/>
+          <w:color w:val="6B7280"/>
+          <w:sz w:val="21"/>
+        </w:rPr>
+        <w:t xml:space="preserve">· </w:t>
+      </w:r>
+      <w:r>
+        <w:rPr w:rFonts="맑은 고딕">
+          <w:rFonts w:ascii="맑은 고딕" w:hAnsi="맑은 고딕" w:eastAsia="맑은 고딕"/>
+          <w:b/>
+          <w:color w:val="1F2937"/>
+          <w:sz w:val="21"/>
+        </w:rPr>
+        <w:t xml:space="preserve">그룹 소속: </w:t>
+      </w:r>
+      <w:r>
+        <w:rPr w:rFonts="맑은 고딕">
+          <w:rFonts w:ascii="맑은 고딕" w:hAnsi="맑은 고딕" w:eastAsia="맑은 고딕"/>
+          <w:b w:val="0"/>
+          <w:sz w:val="21"/>
+        </w:rPr>
+        <w:t>솔로 (Solo)</w:t>
+      </w:r>
+    </w:p>
+    <w:p>
+      <w:pPr>
+        <w:spacing w:line="324" w:lineRule="auto" w:after="80"/>
+      </w:pPr>
+      <w:r>
+        <w:rPr w:rFonts="맑은 고딕">
+          <w:rFonts w:ascii="맑은 고딕" w:hAnsi="맑은 고딕" w:eastAsia="맑은 고딕"/>
+          <w:b w:val="0"/>
+          <w:color w:val="6B7280"/>
+          <w:sz w:val="21"/>
+        </w:rPr>
+        <w:t xml:space="preserve">· </w:t>
+      </w:r>
+      <w:r>
+        <w:rPr w:rFonts="맑은 고딕">
+          <w:rFonts w:ascii="맑은 고딕" w:hAnsi="맑은 고딕" w:eastAsia="맑은 고딕"/>
+          <w:b/>
+          <w:color w:val="1F2937"/>
+          <w:sz w:val="21"/>
+        </w:rPr>
+        <w:t xml:space="preserve">아티스트 소개: </w:t>
+      </w:r>
+      <w:r>
+        <w:rPr w:rFonts="맑은 고딕">
+          <w:rFonts w:ascii="맑은 고딕" w:hAnsi="맑은 고딕" w:eastAsia="맑은 고딕"/>
+          <w:b w:val="0"/>
+          <w:sz w:val="21"/>
+        </w:rPr>
+        <w:t>1950년대 후반부터 1960년대를 대표하는 팝 음악계의 불멸의 디바이자 최초의 글로벌 여성 슈퍼스타입니다. 깊은 감수성과 드라마틱한 성량을 겸비하여 9개 이상의 언어로 음반을 취입하며 팝 음악의 영토를 전 세계로 확장한 선구자로 평가받습니다.</w:t>
+      </w:r>
+    </w:p>
+    <w:p>
+      <w:pPr>
+        <w:spacing w:line="324" w:lineRule="auto" w:before="200" w:after="80"/>
+      </w:pPr>
+      <w:r>
+        <w:rPr w:rFonts="맑은 고딕">
+          <w:rFonts w:ascii="맑은 고딕" w:hAnsi="맑은 고딕" w:eastAsia="맑은 고딕"/>
+          <w:b/>
+          <w:color w:val="1E3A8A"/>
+          <w:sz w:val="24"/>
+        </w:rPr>
+        <w:t>3. 음반 상세 분석</w:t>
+      </w:r>
+    </w:p>
+    <w:p>
+      <w:pPr>
+        <w:spacing w:line="324" w:lineRule="auto" w:after="80"/>
+      </w:pPr>
+      <w:r>
+        <w:rPr w:rFonts="맑은 고딕">
+          <w:rFonts w:ascii="맑은 고딕" w:hAnsi="맑은 고딕" w:eastAsia="맑은 고딕"/>
+          <w:b w:val="0"/>
+          <w:color w:val="6B7280"/>
+          <w:sz w:val="21"/>
+        </w:rPr>
+        <w:t xml:space="preserve">· </w:t>
+      </w:r>
+      <w:r>
+        <w:rPr w:rFonts="맑은 고딕">
+          <w:rFonts w:ascii="맑은 고딕" w:hAnsi="맑은 고딕" w:eastAsia="맑은 고딕"/>
+          <w:b/>
+          <w:color w:val="1F2937"/>
+          <w:sz w:val="21"/>
+        </w:rPr>
+        <w:t xml:space="preserve">역사적 위치: </w:t>
+      </w:r>
+      <w:r>
+        <w:rPr w:rFonts="맑은 고딕">
+          <w:rFonts w:ascii="맑은 고딕" w:hAnsi="맑은 고딕" w:eastAsia="맑은 고딕"/>
+          <w:b w:val="0"/>
+          <w:sz w:val="21"/>
+        </w:rPr>
+        <w:t>팝 보컬 음악이 도달할 수 있는 가장 우아하고 국제적인 성취를 보여준 음반으로 평가받습니다. 미국 중심의 스탠더드 팝에 안주하지 않고 유럽의 칸초네와 샹송, 라틴 음악의 서정성을 미국의 정통 팝 오케스트레이션과 결합하여 '월드 팝'이라는 새로운 지평을 활짝 열어젖힌 역사적 의의를 지닙니다.</w:t>
+      </w:r>
+    </w:p>
+    <w:p>
+      <w:pPr>
+        <w:spacing w:line="324" w:lineRule="auto" w:after="80"/>
+      </w:pPr>
+      <w:r>
+        <w:rPr w:rFonts="맑은 고딕">
+          <w:rFonts w:ascii="맑은 고딕" w:hAnsi="맑은 고딕" w:eastAsia="맑은 고딕"/>
+          <w:b w:val="0"/>
+          <w:color w:val="6B7280"/>
+          <w:sz w:val="21"/>
+        </w:rPr>
+        <w:t xml:space="preserve">· </w:t>
+      </w:r>
+      <w:r>
+        <w:rPr w:rFonts="맑은 고딕">
+          <w:rFonts w:ascii="맑은 고딕" w:hAnsi="맑은 고딕" w:eastAsia="맑은 고딕"/>
+          <w:b/>
+          <w:color w:val="1F2937"/>
+          <w:sz w:val="21"/>
+        </w:rPr>
+        <w:t xml:space="preserve">시대의 흔적(스토리텔링): </w:t>
+      </w:r>
+      <w:r>
+        <w:rPr w:rFonts="맑은 고딕">
+          <w:rFonts w:ascii="맑은 고딕" w:hAnsi="맑은 고딕" w:eastAsia="맑은 고딕"/>
+          <w:b w:val="0"/>
+          <w:sz w:val="21"/>
+        </w:rPr>
+        <w:t>전후의 상흔을 딛고 경제적 안정과 문화적 낭만을 갈망하던 1960년대, 코니 프랜시스의 청명하고도 애절한 목소리는 국경을 넘어 각국 청춘들의 상처를 보듬는 따스한 위로였습니다. 라디오와 전축을 통해 울려 퍼지던 그녀의 노래들은 한 시대를 풍미한 사랑과 이별, 그리고 삶의 애환을 고스란히 담아낸 찬란한 시대의 사운드트랙입니다.</w:t>
+      </w:r>
+    </w:p>
+    <w:p>
+      <w:pPr>
+        <w:spacing w:line="324" w:lineRule="auto" w:before="200" w:after="80"/>
+      </w:pPr>
+      <w:r>
+        <w:rPr w:rFonts="맑은 고딕">
+          <w:rFonts w:ascii="맑은 고딕" w:hAnsi="맑은 고딕" w:eastAsia="맑은 고딕"/>
+          <w:b/>
+          <w:color w:val="1E3A8A"/>
+          <w:sz w:val="24"/>
+        </w:rPr>
+        <w:t>4. 주요 수록곡 및 감상 제언</w:t>
+      </w:r>
+    </w:p>
+    <w:p>
+      <w:pPr>
+        <w:spacing w:line="324" w:lineRule="auto" w:after="80"/>
+      </w:pPr>
+      <w:r>
+        <w:rPr w:rFonts="맑은 고딕">
+          <w:rFonts w:ascii="맑은 고딕" w:hAnsi="맑은 고딕" w:eastAsia="맑은 고딕"/>
+          <w:b w:val="0"/>
+          <w:color w:val="6B7280"/>
+          <w:sz w:val="21"/>
+        </w:rPr>
+        <w:t xml:space="preserve">· </w:t>
+      </w:r>
+      <w:r>
+        <w:rPr w:rFonts="맑은 고딕">
+          <w:rFonts w:ascii="맑은 고딕" w:hAnsi="맑은 고딕" w:eastAsia="맑은 고딕"/>
+          <w:b/>
+          <w:color w:val="1F2937"/>
+          <w:sz w:val="21"/>
+        </w:rPr>
+        <w:t xml:space="preserve">주요 수록곡 특징: </w:t>
+      </w:r>
+      <w:r>
+        <w:rPr w:rFonts="맑은 고딕">
+          <w:rFonts w:ascii="맑은 고딕" w:hAnsi="맑은 고딕" w:eastAsia="맑은 고딕"/>
+          <w:b w:val="0"/>
+          <w:sz w:val="21"/>
+        </w:rPr>
+        <w:t>아카데미 주제가상을 수상한 영화 삽입곡이자 지중해의 청량한 바람을 연상시키는 'Never on Sunday', 라틴의 낭만과 비장미를 담아낸 'La Paloma', 이탈리아 특유의 정념과 멜로드라마가 극대화된 'Mala Femmena'와 세계적인 효심의 찬가 'Mama' 등 각국의 명곡들이 코니 프랜시스의 유려한 비브라토와 호소력 짙은 보컬을 통해 완벽한 예술적 완성도로 승화되었습니다.</w:t>
+      </w:r>
+    </w:p>
+    <w:p>
+      <w:pPr>
+        <w:spacing w:line="324" w:lineRule="auto" w:after="80"/>
+      </w:pPr>
+      <w:r>
+        <w:rPr w:rFonts="맑은 고딕">
+          <w:rFonts w:ascii="맑은 고딕" w:hAnsi="맑은 고딕" w:eastAsia="맑은 고딕"/>
+          <w:b w:val="0"/>
+          <w:color w:val="6B7280"/>
+          <w:sz w:val="21"/>
+        </w:rPr>
+        <w:t xml:space="preserve">· </w:t>
+      </w:r>
+      <w:r>
+        <w:rPr w:rFonts="맑은 고딕">
+          <w:rFonts w:ascii="맑은 고딕" w:hAnsi="맑은 고딕" w:eastAsia="맑은 고딕"/>
+          <w:b/>
+          <w:color w:val="1F2937"/>
+          <w:sz w:val="21"/>
+        </w:rPr>
+        <w:t xml:space="preserve">빈티지 감상 제언: </w:t>
+      </w:r>
+      <w:r>
+        <w:rPr w:rFonts="맑은 고딕">
+          <w:rFonts w:ascii="맑은 고딕" w:hAnsi="맑은 고딕" w:eastAsia="맑은 고딕"/>
+          <w:b w:val="0"/>
+          <w:sz w:val="21"/>
+        </w:rPr>
+        <w:t>MGM 특유의 따뜻하고 두터운 아날로그 마스터링이 돋보이는 앨범으로, 진공관 앰프의 온기와 탄노이 등 풀레인지 계열 스피커를 매칭할 때 보컬의 숨소리와 오케스트라 현악군의 질감이 가장 매혹적으로 피어납니다. 바늘이 소리골에 닿는 순간 펼쳐지는 1960년대 모노/스테레오 초창기의 입체적인 공간감과 벨벳처럼 부드러운 중음역대의 밀도를 정좌하고 음미해 보시길 권합니다.</w:t>
+      </w:r>
+    </w:p>
+    <w:p>
+      <w:pPr>
+        <w:spacing w:line="324" w:lineRule="auto" w:after="80"/>
+      </w:pPr>
+      <w:r>
+        <w:rPr w:rFonts="맑은 고딕">
+          <w:rFonts w:ascii="맑은 고딕" w:hAnsi="맑은 고딕" w:eastAsia="맑은 고딕"/>
+          <w:b w:val="0"/>
+          <w:color w:val="6B7280"/>
+          <w:sz w:val="21"/>
+        </w:rPr>
+        <w:t xml:space="preserve">· </w:t>
+      </w:r>
+      <w:r>
+        <w:rPr w:rFonts="맑은 고딕">
+          <w:rFonts w:ascii="맑은 고딕" w:hAnsi="맑은 고딕" w:eastAsia="맑은 고딕"/>
+          <w:b/>
+          <w:color w:val="1F2937"/>
+          <w:sz w:val="21"/>
+        </w:rPr>
+        <w:t xml:space="preserve">소장 가치: </w:t>
+      </w:r>
+      <w:r>
+        <w:rPr w:rFonts="맑은 고딕">
+          <w:rFonts w:ascii="맑은 고딕" w:hAnsi="맑은 고딕" w:eastAsia="맑은 고딕"/>
+          <w:b w:val="0"/>
+          <w:sz w:val="21"/>
+        </w:rPr>
+        <w:t>세계 팝 음악사에서 가장 위대한 여성 보컬리스트의 전성기 기량이 고스란히 각인된 음반이자, 바이닐 컬렉터라면 반드시 라이브러리에 구비해야 할 '인터내셔널 팝 컬렉션'의 핵심 명반으로 높은 예술적·자료적 소장 가치를 지닙니다.</w:t>
+      </w:r>
+    </w:p>
+    <w:p>
+      <w:pPr>
+        <w:spacing w:line="324" w:lineRule="auto" w:after="120" w:before="160"/>
+      </w:pPr>
+      <w:r>
+        <w:rPr w:rFonts="맑은 고딕">
+          <w:rFonts w:ascii="맑은 고딕" w:hAnsi="맑은 고딕" w:eastAsia="맑은 고딕"/>
+          <w:b/>
+          <w:color w:val="4338CA"/>
+          <w:sz w:val="21"/>
+        </w:rPr>
+        <w:t>이 음반을 통해 아날로그의 따스한 숨결 속에서 국경을 초월한 낭만과 선율이 전해주는 감동을 다시 한번 경험해 보시는 것은 어떨까요?</w:t>
       </w:r>
     </w:p>
     <w:sectPr>
       <w:pgSz w:w="12240" w:h="15840"/>
-      <w:pgMar w:top="1440" w:right="1440" w:bottom="1440" w:left="1440" w:header="720" w:footer="720" w:gutter="0"/>
+      <w:pgMar w:top="1152" w:right="1296" w:bottom="1152" w:left="1296" w:header="720" w:footer="720" w:gutter="0"/>
       <w:cols w:space="720"/>
       <w:docGrid w:linePitch="360"/>
     </w:sectPr>

--- a/word_reports/LP_0113_위치_113_Connie Francis_Sings All .docx
+++ b/word_reports/LP_0113_위치_113_Connie Francis_Sings All .docx
@@ -32,7 +32,7 @@
     </w:p>
     <w:p>
       <w:pPr>
-        <w:spacing w:line="324" w:lineRule="auto" w:before="80" w:after="160"/>
+        <w:spacing w:line="324" w:lineRule="auto" w:before="80" w:after="120"/>
       </w:pPr>
       <w:r>
         <w:rPr w:rFonts="맑은 고딕">
@@ -42,13 +42,6 @@
           <w:sz w:val="22"/>
         </w:rPr>
         <w:t xml:space="preserve">[음반 소개] </w:t>
-      </w:r>
-      <w:r>
-        <w:rPr w:rFonts="맑은 고딕">
-          <w:rFonts w:ascii="맑은 고딕" w:hAnsi="맑은 고딕" w:eastAsia="맑은 고딕"/>
-          <w:b w:val="0"/>
-          <w:sz w:val="21"/>
-        </w:rPr>
       </w:r>
     </w:p>
     <w:p>
@@ -61,7 +54,33 @@
           <w:b w:val="0"/>
           <w:sz w:val="21"/>
         </w:rPr>
-        <w:t>코니 프랜시스가 전 세계를 향해 띄운 이 음악적 연서는 언어와 국경의 장벽을 허물고 인류 공통의 정서인 '낭만'을 노래한 기념비적인 걸작입니다. 1960년대 글로벌 팝 음악의 황금기를 이끌었던 그녀는 이탈리아, 프랑스, 스페인 등 세계 각국의 유려한 선율을 특유의 극적이고 서정적인 벨칸토 창법으로 완벽하게 체화해 냈습니다. 오케스트라의 풍성한 울림 속에서 피어나는 그녀의 음색은 시대를 뛰어넘어 황홀한 노스탤지어를 선사합니다. 바이닐의 소리골을 타고 흐르는 이 음반은 반세기가 지난 오늘날에도 변치 않는 우아함과 깊은 감동으로 애호가들의 마음을 매혹합니다.</w:t>
+        <w:t>20세기 중반, 격동의 전후(戰後) 사회 속에서 대중음악은 단순한 오락을 넘어 국경과 언어의 장벽을 허무는 가장 아름다운 화해의 언어로 기능하기 시작했습니다. 그 거대한 문화적 조류의 최전선에서 ‘세계인의 연인’이자 팝 음악 역사상 최초의 위대한 글로벌 디바로 군림했던 인물이 바로 코니 프랜시스(Connie Francis)입니다. 1960년대 중반 MGM 레코드를 통해 발표된 본작 『Sings All Time International Hits』는 영미권 중심의 팝 음악 시장에 안주하지 않고, 범세계적인 명선율들을 특유의 찬란한 벨칸토적 성악 발성과 세련된 모던 팝 오케스트레이션으로 승화해 낸 그녀의 기념비적인 걸작입니다.</w:t>
+      </w:r>
+    </w:p>
+    <w:p>
+      <w:pPr>
+        <w:spacing w:line="324" w:lineRule="auto" w:after="120"/>
+      </w:pPr>
+      <w:r>
+        <w:rPr w:rFonts="맑은 고딕">
+          <w:rFonts w:ascii="맑은 고딕" w:hAnsi="맑은 고딕" w:eastAsia="맑은 고딕"/>
+          <w:b w:val="0"/>
+          <w:sz w:val="21"/>
+        </w:rPr>
+        <w:t>이 앨범이 탄생하게 된 배경에는 대륙과 문화를 가로지르고자 했던 코니 프랜시스 특유의 치열한 예술적 탐구와 인류애적 철학이 깃들어 있습니다. 이탈리아계 미국인으로서 지중해의 서정성을 본능적으로 체화하고 있던 그녀는 라틴 아메리카의 정열, 유럽 대륙의 고전적 비애, 그리고 중동과 유대 전통의 영적 울림을 하나의 음반 안에 유기적으로 엮어냈습니다. 단순한 번안곡 모음집의 차원을 넘어, 각 나라의 고유한 정서와 어휘의 결을 완벽하게 이해하고 이를 청아하면서도 드라마틱한 보컬로 재해석함으로써, 대중가요가 도달할 수 있는 가장 우아하고 보편적인 감동의 지평을 활짝 열어젖혔습니다.</w:t>
+      </w:r>
+    </w:p>
+    <w:p>
+      <w:pPr>
+        <w:spacing w:line="324" w:lineRule="auto" w:after="120"/>
+      </w:pPr>
+      <w:r>
+        <w:rPr w:rFonts="맑은 고딕">
+          <w:rFonts w:ascii="맑은 고딕" w:hAnsi="맑은 고딕" w:eastAsia="맑은 고딕"/>
+          <w:b w:val="0"/>
+          <w:sz w:val="21"/>
+        </w:rPr>
+        <w:t>세월의 풍파를 거치며 수많은 유행가가 명멸해 갔지만, 본 음반에 아로새겨진 선율들은 여전히 낡지 않는 고풍스러운 품격을 발산합니다. 풍성한 현악 합주와 금관의 웅장한 악센트 위로 비상하는 코니 프랜시스의 청명하고 호소력 짙은 음성은 듣는 이로 하여금 반세기 전 낭만과 멜랑콜리가 공존하던 전설적인 팝의 황금기로 시간 여행을 떠나게 만듭니다. 음악이 인간의 고독을 어루만지고 서로 다른 영혼들을 하나로 이어줄 수 있다는 순수한 믿음이 한 음 한 음에 투영되어 있기에, 본작은 오늘날까지도 시대를 초월한 불멸의 서정적 울림으로 깊은 울림을 전합니다.</w:t>
       </w:r>
     </w:p>
     <w:p>
@@ -168,7 +187,7 @@
           <w:b w:val="0"/>
           <w:sz w:val="21"/>
         </w:rPr>
-        <w:t>1960년대 중반 MGM 레코즈를 통해 발매된 앨범으로, 당대 최고의 글로벌 팝 스타였던 코니 프랜시스가 전 세계 각지의 불멸의 명곡들을 다국어로 해석하여 수록한 기획 명반</w:t>
+        <w:t>1965년 유수의 전통을 자랑하는 미국 MGM Records를 통해 발매된 정규 스튜디오 LP로, 영미 팝을 넘어 세계 각국의 찬란한 민요와 스탠더드 명곡들을 엄선하여 편곡·취입한 인터내셔널 기획반의 정수입니다.</w:t>
       </w:r>
     </w:p>
     <w:p>
@@ -199,7 +218,7 @@
           <w:b w:val="0"/>
           <w:sz w:val="21"/>
         </w:rPr>
-        <w:t>미국 빌보드 앨범 차트 진입은 물론 유럽, 남미, 아시아 등 전 세계적으로 수백만 장 이상의 경이적인 판매고를 기록하며 글로벌 팝 역사상 가장 성공적인 다국어 기획 음반 중 하나로 공인됨</w:t>
+        <w:t>발매 당시 미국 빌보드 앨범 차트 상위권 진입은 물론, 유럽 전역과 라틴 아메리카, 아시아 등 글로벌 시장 전반에서 폭발적인 반응을 불러일으키며 수십만 장 이상의 판매고를 올린 스테디셀러 명반입니다.</w:t>
       </w:r>
     </w:p>
     <w:p>
@@ -230,7 +249,7 @@
           <w:b w:val="0"/>
           <w:sz w:val="21"/>
         </w:rPr>
-        <w:t>영국 NME 어워드 '세계 최우수 여성 가수상(World's Top Female Singer)' 연속 수상, 그래미 어워드 노미네이션, 전 세계 10여 개국 이상의 음반 협회 골드 레코드 수훈</w:t>
+        <w:t>1960년대 초중반 전 세계에서 ‘가장 사랑받는 여성 보컬리스트(Top Female Vocalist)’ 및 NME 어워드 등 권위 있는 음악지들의 최우수 해외 여성 가수상 연속 석권에 빛나는 그녀의 절정기 역량이 공인된 앨범입니다.</w:t>
       </w:r>
     </w:p>
     <w:p>
@@ -275,7 +294,7 @@
           <w:b w:val="0"/>
           <w:sz w:val="21"/>
         </w:rPr>
-        <w:t>미국 (United States)</w:t>
+        <w:t>미국 (USA)</w:t>
       </w:r>
     </w:p>
     <w:p>
@@ -337,7 +356,7 @@
           <w:b w:val="0"/>
           <w:sz w:val="21"/>
         </w:rPr>
-        <w:t>솔로 (Solo)</w:t>
+        <w:t>솔로</w:t>
       </w:r>
     </w:p>
     <w:p>
@@ -368,7 +387,7 @@
           <w:b w:val="0"/>
           <w:sz w:val="21"/>
         </w:rPr>
-        <w:t>1950년대 후반부터 1960년대를 대표하는 팝 음악계의 불멸의 디바이자 최초의 글로벌 여성 슈퍼스타입니다. 깊은 감수성과 드라마틱한 성량을 겸비하여 9개 이상의 언어로 음반을 취입하며 팝 음악의 영토를 전 세계로 확장한 선구자로 평가받습니다.</w:t>
+        <w:t>1950년대 후반부터 1960년대를 풍미하며 빌보드 핫 100 1위를 거머쥔 최초의 여성 솔로 팝 스타이자, 유려한 다국어 가창으로 전 세계 팝 역사에 코스모폴리탄 디바의 원형을 제시한 전설적인 보컬리스트입니다. 깊은 감수성과 드라마틱한 성량, 완벽한 피치로 팝과 스탠더드 재즈, 클래시컬 가요의 경계를 자유로이 넘나들었습니다.</w:t>
       </w:r>
     </w:p>
     <w:p>
@@ -413,7 +432,7 @@
           <w:b w:val="0"/>
           <w:sz w:val="21"/>
         </w:rPr>
-        <w:t>팝 보컬 음악이 도달할 수 있는 가장 우아하고 국제적인 성취를 보여준 음반으로 평가받습니다. 미국 중심의 스탠더드 팝에 안주하지 않고 유럽의 칸초네와 샹송, 라틴 음악의 서정성을 미국의 정통 팝 오케스트레이션과 결합하여 '월드 팝'이라는 새로운 지평을 활짝 열어젖힌 역사적 의의를 지닙니다.</w:t>
+        <w:t>대중음악사에서 ‘월드 뮤직’이라는 개념이 확립되기 이전, 세계 각국의 민속적 명선율을 정통 팝스 오케스트라 사운드로 세련되게 양식화하여 대중화에 기여한 기념비적인 교량 역할을 수행한 음반입니다.</w:t>
       </w:r>
     </w:p>
     <w:p>
@@ -444,7 +463,7 @@
           <w:b w:val="0"/>
           <w:sz w:val="21"/>
         </w:rPr>
-        <w:t>전후의 상흔을 딛고 경제적 안정과 문화적 낭만을 갈망하던 1960년대, 코니 프랜시스의 청명하고도 애절한 목소리는 국경을 넘어 각국 청춘들의 상처를 보듬는 따스한 위로였습니다. 라디오와 전축을 통해 울려 퍼지던 그녀의 노래들은 한 시대를 풍미한 사랑과 이별, 그리고 삶의 애환을 고스란히 담아낸 찬란한 시대의 사운드트랙입니다.</w:t>
+        <w:t>제2차 세계대전의 상흔을 씻어내고 평화와 번영을 갈망하던 1960년대의 낭만적 감수성이 오롯이 투영되어 있으며, 전 세계 라디오 전파를 타고 퍼져나가 국경을 초월한 위로와 연대의 온기를 청춘들의 가슴속에 심어주었던 시대의 온기가 고스란히 배어 있습니다.</w:t>
       </w:r>
     </w:p>
     <w:p>
@@ -489,7 +508,7 @@
           <w:b w:val="0"/>
           <w:sz w:val="21"/>
         </w:rPr>
-        <w:t>아카데미 주제가상을 수상한 영화 삽입곡이자 지중해의 청량한 바람을 연상시키는 'Never on Sunday', 라틴의 낭만과 비장미를 담아낸 'La Paloma', 이탈리아 특유의 정념과 멜로드라마가 극대화된 'Mala Femmena'와 세계적인 효심의 찬가 'Mama' 등 각국의 명곡들이 코니 프랜시스의 유려한 비브라토와 호소력 짙은 보컬을 통해 완벽한 예술적 완성도로 승화되었습니다.</w:t>
+        <w:t>스페인의 애상과 정열이 깃든 ‘Malagueña’와 ‘Granada’에서는 그녀의 압도적인 성량과 격정적인 드라마를 느낄 수 있으며, 쿠바의 낭만을 담은 ‘Guantanamera’와 유대 전통의 환희를 노래한 ‘Hava Nagila’에서는 정교하면서도 생동감 넘치는 리듬감이 백미를 이룹니다. 이탈리아의 고전 ‘Torna a Surriento(돌아오라 소렌토로)’는 정통 성악곡 못지않은 깊은 비장미와 서정성을 드러냅니다.</w:t>
       </w:r>
     </w:p>
     <w:p>
@@ -520,7 +539,7 @@
           <w:b w:val="0"/>
           <w:sz w:val="21"/>
         </w:rPr>
-        <w:t>MGM 특유의 따뜻하고 두터운 아날로그 마스터링이 돋보이는 앨범으로, 진공관 앰프의 온기와 탄노이 등 풀레인지 계열 스피커를 매칭할 때 보컬의 숨소리와 오케스트라 현악군의 질감이 가장 매혹적으로 피어납니다. 바늘이 소리골에 닿는 순간 펼쳐지는 1960년대 모노/스테레오 초창기의 입체적인 공간감과 벨벳처럼 부드러운 중음역대의 밀도를 정좌하고 음미해 보시길 권합니다.</w:t>
+        <w:t>두툼한 중역대 질감이 돋보이는 진공관 앰프와 중후한 톤암의 턴테이블로 감상할 때 가장 극적인 사운드를 체감할 수 있습니다. MGM 특유의 아날로그 오케스트레이션 배음과 코니 프랜시스의 청명하고도 묵직한 비브라토가 리얼하게 살아나며, LP 특유의 미세한 표면 잡음조차 따뜻한 낭만적 질감으로 다가옵니다.</w:t>
       </w:r>
     </w:p>
     <w:p>
@@ -551,7 +570,7 @@
           <w:b w:val="0"/>
           <w:sz w:val="21"/>
         </w:rPr>
-        <w:t>세계 팝 음악사에서 가장 위대한 여성 보컬리스트의 전성기 기량이 고스란히 각인된 음반이자, 바이닐 컬렉터라면 반드시 라이브러리에 구비해야 할 '인터내셔널 팝 컬렉션'의 핵심 명반으로 높은 예술적·자료적 소장 가치를 지닙니다.</w:t>
+        <w:t>코니 프랜시스의 음성적 전성기를 가장 다채로운 문화적 색채로 조망할 수 있는 정통 인터내셔널 명반으로, 클래식과 올드 팝의 경계를 아우르는 품격 높은 구성 덕분에 정통 보컬 LP 컬렉터라면 반드시 라이브러리에 꽂아두어야 할 귀중한 소장품입니다.</w:t>
       </w:r>
     </w:p>
     <w:p>
@@ -565,7 +584,7 @@
           <w:color w:val="4338CA"/>
           <w:sz w:val="21"/>
         </w:rPr>
-        <w:t>이 음반을 통해 아날로그의 따스한 숨결 속에서 국경을 초월한 낭만과 선율이 전해주는 감동을 다시 한번 경험해 보시는 것은 어떨까요?</w:t>
+        <w:t>이 음반을 통해 아날로그의 따스한 숨결 속에서 국경을 넘어 전해지는 숭고하고도 서정적인 감동을 다시 한번 경험해 보시는 것은 어떨까요?</w:t>
       </w:r>
     </w:p>
     <w:sectPr>
